--- a/Lessons/Choreo for Romi.docx
+++ b/Lessons/Choreo for Romi.docx
@@ -910,7 +910,17 @@
           <w:sz w:val="24"/>
           <w:szCs w:val="24"/>
         </w:rPr>
-        <w:t>1. Drivebase Type</w:t>
+        <w:t xml:space="preserve">1. Drivebase Type                  </w:t>
+      </w:r>
+      <w:r>
+        <w:rPr>
+          <w:rFonts w:ascii="Google Sans;sans-serif" w:hAnsi="Google Sans;sans-serif"/>
+          <w:b w:val="false"/>
+          <w:color w:val="FF0000"/>
+          <w:sz w:val="24"/>
+          <w:szCs w:val="24"/>
+        </w:rPr>
+        <w:t>USE SCREEN SHOTS</w:t>
       </w:r>
     </w:p>
     <w:p>
@@ -1402,14 +1412,7 @@
           <w:rFonts w:ascii="Google Sans Text;sans-serif" w:hAnsi="Google Sans Text;sans-serif"/>
           <w:b/>
         </w:rPr>
-        <w:t>Motor Rev/Wheel Rev</w:t>
-      </w:r>
-      <w:r>
-        <w:rPr>
-          <w:rFonts w:ascii="Google Sans Text;sans-serif" w:hAnsi="Google Sans Text;sans-serif"/>
-          <w:b/>
-        </w:rPr>
-        <w:t>:</w:t>
+        <w:t>Motor Rev/Wheel Rev:</w:t>
       </w:r>
       <w:r>
         <w:rPr>
@@ -1731,16 +1734,85 @@
         <w:rPr>
           <w:rFonts w:ascii="Google Sans;Roboto;Arial;sans-serif" w:hAnsi="Google Sans;Roboto;Arial;sans-serif"/>
         </w:rPr>
+      </w:r>
+    </w:p>
+    <w:p>
+      <w:pPr>
+        <w:pStyle w:val="BodyText"/>
+        <w:tabs>
+          <w:tab w:val="clear" w:pos="709"/>
+          <w:tab w:val="left" w:pos="0" w:leader="none"/>
+        </w:tabs>
+        <w:spacing w:lineRule="auto" w:line="274" w:before="0" w:after="140"/>
+        <w:ind w:hanging="283" w:left="0" w:right="0"/>
+        <w:rPr>
+          <w:rFonts w:ascii="Google Sans;Roboto;Arial;sans-serif" w:hAnsi="Google Sans;Roboto;Arial;sans-serif"/>
+        </w:rPr>
+      </w:pPr>
+      <w:r>
+        <w:rPr>
+          <w:rFonts w:ascii="Google Sans;Roboto;Arial;sans-serif" w:hAnsi="Google Sans;Roboto;Arial;sans-serif"/>
+        </w:rPr>
+      </w:r>
+    </w:p>
+    <w:p>
+      <w:pPr>
+        <w:pStyle w:val="Heading3"/>
+        <w:tabs>
+          <w:tab w:val="clear" w:pos="709"/>
+          <w:tab w:val="left" w:pos="0" w:leader="none"/>
+        </w:tabs>
+        <w:spacing w:lineRule="auto" w:line="274" w:before="0" w:after="140"/>
+        <w:ind w:hanging="0" w:left="0" w:right="0"/>
+        <w:rPr>
+          <w:rFonts w:ascii="Google Sans;sans-serif" w:hAnsi="Google Sans;sans-serif"/>
+          <w:b w:val="false"/>
+          <w:sz w:val="24"/>
+          <w:szCs w:val="24"/>
+        </w:rPr>
+      </w:pPr>
+      <w:r>
+        <w:rPr>
+          <w:rFonts w:ascii="Google Sans;sans-serif" w:hAnsi="Google Sans;sans-serif"/>
+          <w:b w:val="false"/>
+          <w:sz w:val="24"/>
+          <w:szCs w:val="24"/>
+        </w:rPr>
+      </w:r>
+    </w:p>
+    <w:p>
+      <w:pPr>
+        <w:pStyle w:val="BodyText"/>
+        <w:tabs>
+          <w:tab w:val="clear" w:pos="709"/>
+          <w:tab w:val="left" w:pos="0" w:leader="none"/>
+        </w:tabs>
+        <w:spacing w:lineRule="auto" w:line="274" w:before="0" w:after="140"/>
+        <w:ind w:hanging="0" w:left="0" w:right="0"/>
+        <w:rPr>
+          <w:rFonts w:ascii="Google Sans;sans-serif" w:hAnsi="Google Sans;sans-serif"/>
+          <w:b w:val="false"/>
+          <w:sz w:val="24"/>
+          <w:szCs w:val="24"/>
+        </w:rPr>
+      </w:pPr>
+      <w:r>
+        <w:rPr>
+          <w:rFonts w:ascii="Google Sans;sans-serif" w:hAnsi="Google Sans;sans-serif"/>
+          <w:b w:val="false"/>
+          <w:sz w:val="24"/>
+          <w:szCs w:val="24"/>
+        </w:rPr>
         <w:drawing>
           <wp:anchor distT="0" distB="0" distL="0" distR="0" simplePos="0" relativeHeight="5" behindDoc="0" locked="0" layoutInCell="0" allowOverlap="1">
             <wp:simplePos x="0" y="0"/>
             <wp:positionH relativeFrom="column">
-              <wp:posOffset>-330200</wp:posOffset>
+              <wp:align>center</wp:align>
             </wp:positionH>
             <wp:positionV relativeFrom="paragraph">
-              <wp:posOffset>-28575</wp:posOffset>
+              <wp:posOffset>635</wp:posOffset>
             </wp:positionV>
-            <wp:extent cx="6511925" cy="3087370"/>
+            <wp:extent cx="6332220" cy="2954655"/>
             <wp:effectExtent l="0" t="0" r="0" b="0"/>
             <wp:wrapSquare wrapText="largest"/>
             <wp:docPr id="2" name="Image4"/>
@@ -1765,7 +1837,7 @@
                   <pic:spPr bwMode="auto">
                     <a:xfrm>
                       <a:off x="0" y="0"/>
-                      <a:ext cx="6511925" cy="3087370"/>
+                      <a:ext cx="6332220" cy="2954655"/>
                     </a:xfrm>
                     <a:prstGeom prst="rect">
                       <a:avLst/>
@@ -1781,31 +1853,12 @@
     </w:p>
     <w:p>
       <w:pPr>
-        <w:pStyle w:val="BodyText"/>
+        <w:pStyle w:val="Heading3"/>
         <w:tabs>
           <w:tab w:val="clear" w:pos="709"/>
           <w:tab w:val="left" w:pos="0" w:leader="none"/>
         </w:tabs>
         <w:spacing w:lineRule="auto" w:line="274" w:before="0" w:after="140"/>
-        <w:ind w:hanging="283" w:left="0" w:right="0"/>
-        <w:rPr>
-          <w:rFonts w:ascii="Google Sans;Roboto;Arial;sans-serif" w:hAnsi="Google Sans;Roboto;Arial;sans-serif"/>
-        </w:rPr>
-      </w:pPr>
-      <w:r>
-        <w:rPr>
-          <w:rFonts w:ascii="Google Sans;Roboto;Arial;sans-serif" w:hAnsi="Google Sans;Roboto;Arial;sans-serif"/>
-        </w:rPr>
-      </w:r>
-    </w:p>
-    <w:p>
-      <w:pPr>
-        <w:pStyle w:val="Heading3"/>
-        <w:tabs>
-          <w:tab w:val="clear" w:pos="709"/>
-          <w:tab w:val="left" w:pos="0" w:leader="none"/>
-        </w:tabs>
-        <w:spacing w:lineRule="auto" w:line="274" w:before="0" w:after="140"/>
         <w:ind w:hanging="0" w:left="0" w:right="0"/>
         <w:rPr>
           <w:rFonts w:ascii="Google Sans;sans-serif" w:hAnsi="Google Sans;sans-serif"/>
@@ -1821,6 +1874,52 @@
           <w:sz w:val="24"/>
           <w:szCs w:val="24"/>
         </w:rPr>
+        <w:drawing>
+          <wp:anchor distT="0" distB="0" distL="0" distR="0" simplePos="0" relativeHeight="6" behindDoc="0" locked="0" layoutInCell="0" allowOverlap="1">
+            <wp:simplePos x="0" y="0"/>
+            <wp:positionH relativeFrom="column">
+              <wp:align>center</wp:align>
+            </wp:positionH>
+            <wp:positionV relativeFrom="paragraph">
+              <wp:posOffset>635</wp:posOffset>
+            </wp:positionV>
+            <wp:extent cx="6332220" cy="3067050"/>
+            <wp:effectExtent l="0" t="0" r="0" b="0"/>
+            <wp:wrapSquare wrapText="largest"/>
+            <wp:docPr id="3" name="Image5"/>
+            <wp:cNvGraphicFramePr>
+              <a:graphicFrameLocks xmlns:a="http://schemas.openxmlformats.org/drawingml/2006/main" noChangeAspect="1"/>
+            </wp:cNvGraphicFramePr>
+            <a:graphic xmlns:a="http://schemas.openxmlformats.org/drawingml/2006/main">
+              <a:graphicData uri="http://schemas.openxmlformats.org/drawingml/2006/picture">
+                <pic:pic xmlns:pic="http://schemas.openxmlformats.org/drawingml/2006/picture">
+                  <pic:nvPicPr>
+                    <pic:cNvPr id="3" name="Image5"/>
+                    <pic:cNvPicPr>
+                      <a:picLocks noChangeAspect="1" noChangeArrowheads="1"/>
+                    </pic:cNvPicPr>
+                  </pic:nvPicPr>
+                  <pic:blipFill>
+                    <a:blip r:embed="rId15"/>
+                    <a:stretch>
+                      <a:fillRect/>
+                    </a:stretch>
+                  </pic:blipFill>
+                  <pic:spPr bwMode="auto">
+                    <a:xfrm>
+                      <a:off x="0" y="0"/>
+                      <a:ext cx="6332220" cy="3067050"/>
+                    </a:xfrm>
+                    <a:prstGeom prst="rect">
+                      <a:avLst/>
+                    </a:prstGeom>
+                    <a:noFill/>
+                  </pic:spPr>
+                </pic:pic>
+              </a:graphicData>
+            </a:graphic>
+          </wp:anchor>
+        </w:drawing>
       </w:r>
     </w:p>
     <w:p>
@@ -2103,7 +2202,7 @@
         </w:rPr>
         <w:t>Ensure your Romi project is set up using the standard WPILib VS Code extension. [</w:t>
       </w:r>
-      <w:hyperlink r:id="rId15">
+      <w:hyperlink r:id="rId16">
         <w:r>
           <w:rPr>
             <w:rStyle w:val="Hyperlink"/>
@@ -2130,7 +2229,7 @@
         </w:rPr>
         <w:t xml:space="preserve">, </w:t>
       </w:r>
-      <w:hyperlink r:id="rId16">
+      <w:hyperlink r:id="rId17">
         <w:r>
           <w:rPr>
             <w:rStyle w:val="Hyperlink"/>
@@ -2157,7 +2256,7 @@
         </w:rPr>
         <w:t xml:space="preserve">, </w:t>
       </w:r>
-      <w:hyperlink r:id="rId17">
+      <w:hyperlink r:id="rId18">
         <w:r>
           <w:rPr>
             <w:rStyle w:val="Hyperlink"/>
@@ -2184,7 +2283,7 @@
         </w:rPr>
         <w:t xml:space="preserve">, </w:t>
       </w:r>
-      <w:hyperlink r:id="rId18">
+      <w:hyperlink r:id="rId19">
         <w:r>
           <w:rPr>
             <w:rStyle w:val="Hyperlink"/>
@@ -2211,7 +2310,7 @@
         </w:rPr>
         <w:t xml:space="preserve">, </w:t>
       </w:r>
-      <w:hyperlink r:id="rId19">
+      <w:hyperlink r:id="rId20">
         <w:r>
           <w:rPr>
             <w:rStyle w:val="Hyperlink"/>
@@ -2483,7 +2582,7 @@
         </w:rPr>
         <w:t>) to watch your desktop code drive the physical Romi through your Choreo-optimized path. [</w:t>
       </w:r>
-      <w:hyperlink r:id="rId20">
+      <w:hyperlink r:id="rId21">
         <w:r>
           <w:rPr>
             <w:rStyle w:val="Hyperlink"/>
@@ -2510,7 +2609,7 @@
         </w:rPr>
         <w:t xml:space="preserve">, </w:t>
       </w:r>
-      <w:hyperlink r:id="rId21">
+      <w:hyperlink r:id="rId22">
         <w:r>
           <w:rPr>
             <w:rStyle w:val="Hyperlink"/>
@@ -2537,7 +2636,7 @@
         </w:rPr>
         <w:t xml:space="preserve">, </w:t>
       </w:r>
-      <w:hyperlink r:id="rId22">
+      <w:hyperlink r:id="rId23">
         <w:r>
           <w:rPr>
             <w:rStyle w:val="Hyperlink"/>
@@ -2564,7 +2663,7 @@
         </w:rPr>
         <w:t xml:space="preserve">, </w:t>
       </w:r>
-      <w:hyperlink r:id="rId23">
+      <w:hyperlink r:id="rId24">
         <w:r>
           <w:rPr>
             <w:rStyle w:val="Hyperlink"/>
@@ -2591,7 +2690,7 @@
         </w:rPr>
         <w:t xml:space="preserve">, </w:t>
       </w:r>
-      <w:hyperlink r:id="rId24">
+      <w:hyperlink r:id="rId25">
         <w:r>
           <w:rPr>
             <w:rStyle w:val="Hyperlink"/>
@@ -2736,7 +2835,7 @@
           <wp:inline distT="0" distB="0" distL="0" distR="0">
             <wp:extent cx="1628775" cy="914400"/>
             <wp:effectExtent l="0" t="0" r="0" b="0"/>
-            <wp:docPr id="3" name="Image2"/>
+            <wp:docPr id="4" name="Image2"/>
             <wp:cNvGraphicFramePr>
               <a:graphicFrameLocks xmlns:a="http://schemas.openxmlformats.org/drawingml/2006/main" noChangeAspect="1"/>
             </wp:cNvGraphicFramePr>
@@ -2744,13 +2843,13 @@
               <a:graphicData uri="http://schemas.openxmlformats.org/drawingml/2006/picture">
                 <pic:pic xmlns:pic="http://schemas.openxmlformats.org/drawingml/2006/picture">
                   <pic:nvPicPr>
-                    <pic:cNvPr id="3" name="Image2"/>
+                    <pic:cNvPr id="4" name="Image2"/>
                     <pic:cNvPicPr>
                       <a:picLocks noChangeAspect="1" noChangeArrowheads="1"/>
                     </pic:cNvPicPr>
                   </pic:nvPicPr>
                   <pic:blipFill>
-                    <a:blip r:embed="rId25"/>
+                    <a:blip r:embed="rId26"/>
                     <a:stretch>
                       <a:fillRect/>
                     </a:stretch>
@@ -2917,7 +3016,7 @@
           <wp:inline distT="0" distB="0" distL="0" distR="0">
             <wp:extent cx="152400" cy="152400"/>
             <wp:effectExtent l="0" t="0" r="0" b="0"/>
-            <wp:docPr id="4" name="Image3"/>
+            <wp:docPr id="5" name="Image3"/>
             <wp:cNvGraphicFramePr>
               <a:graphicFrameLocks xmlns:a="http://schemas.openxmlformats.org/drawingml/2006/main" noChangeAspect="1"/>
             </wp:cNvGraphicFramePr>
@@ -2925,13 +3024,13 @@
               <a:graphicData uri="http://schemas.openxmlformats.org/drawingml/2006/picture">
                 <pic:pic xmlns:pic="http://schemas.openxmlformats.org/drawingml/2006/picture">
                   <pic:nvPicPr>
-                    <pic:cNvPr id="4" name="Image3"/>
+                    <pic:cNvPr id="5" name="Image3"/>
                     <pic:cNvPicPr>
                       <a:picLocks noChangeAspect="1" noChangeArrowheads="1"/>
                     </pic:cNvPicPr>
                   </pic:nvPicPr>
                   <pic:blipFill>
-                    <a:blip r:embed="rId26"/>
+                    <a:blip r:embed="rId27"/>
                     <a:stretch>
                       <a:fillRect/>
                     </a:stretch>
@@ -4243,8 +4342,8 @@
       <w:u w:val="single"/>
     </w:rPr>
   </w:style>
-  <w:style w:type="character" w:styleId="Bullets">
-    <w:name w:val="Bullets"/>
+  <w:style w:type="character" w:styleId="Bulletsuser">
+    <w:name w:val="Bullets (user)"/>
     <w:qFormat/>
     <w:rPr>
       <w:rFonts w:ascii="OpenSymbol" w:hAnsi="OpenSymbol" w:eastAsia="OpenSymbol" w:cs="OpenSymbol"/>
@@ -4264,8 +4363,8 @@
       <w:u w:val="single"/>
     </w:rPr>
   </w:style>
-  <w:style w:type="character" w:styleId="Bulletsuser">
-    <w:name w:val="Bullets (user)"/>
+  <w:style w:type="character" w:styleId="Bullets">
+    <w:name w:val="Bullets"/>
     <w:qFormat/>
     <w:rPr>
       <w:rFonts w:ascii="OpenSymbol" w:hAnsi="OpenSymbol" w:eastAsia="OpenSymbol" w:cs="OpenSymbol"/>
